--- a/3ºTrimestre/Hito 2/Pt2/Programacion_H2_Parte1_3TAlejandro_Cortés_Díaz.docx
+++ b/3ºTrimestre/Hito 2/Pt2/Programacion_H2_Parte1_3TAlejandro_Cortés_Díaz.docx
@@ -25737,7 +25737,7 @@
                                   <w:noProof/>
                                   <w:color w:val="808080" w:themeColor="text1" w:themeTint="7F"/>
                                 </w:rPr>
-                                <w:t>1</w:t>
+                                <w:t>17</w:t>
                               </w:r>
                               <w:r>
                                 <w:rPr>
@@ -25813,7 +25813,7 @@
                             <w:noProof/>
                             <w:color w:val="808080" w:themeColor="text1" w:themeTint="7F"/>
                           </w:rPr>
-                          <w:t>1</w:t>
+                          <w:t>17</w:t>
                         </w:r>
                         <w:r>
                           <w:rPr>
@@ -31709,7 +31709,7 @@
 </file>
 
 <file path=customXml/itemProps2.xml><?xml version="1.0" encoding="utf-8"?>
-<ds:datastoreItem xmlns:ds="http://schemas.openxmlformats.org/officeDocument/2006/customXml" ds:itemID="{3629838A-AD45-421D-B01A-62BFABCBA334}">
+<ds:datastoreItem xmlns:ds="http://schemas.openxmlformats.org/officeDocument/2006/customXml" ds:itemID="{6551A7D6-3F40-4538-9BEB-08C2676D74BE}">
   <ds:schemaRefs>
     <ds:schemaRef ds:uri="http://schemas.openxmlformats.org/officeDocument/2006/bibliography"/>
   </ds:schemaRefs>
